--- a/docs/GUIDE-COACH-PWNZZAI.docx
+++ b/docs/GUIDE-COACH-PWNZZAI.docx
@@ -46,11 +46,8 @@
       </w:r>
     </w:p>
     <w:p>
-      <w:pPr>
-        <w:pStyle w:val="ListBullet"/>
-      </w:pPr>
       <w:r>
-        <w:t>Un juge automatique (LLM-as-judge) decide si l'objectif du lab est reellement atteint, avec un score de 0 a 100.</w:t>
+        <w:t>Il apporte la parite de fonctionnalites eleve de JuiceLab via une sidebar a onglets injectee dans le navigateur :</w:t>
       </w:r>
     </w:p>
     <w:p>
@@ -58,7 +55,7 @@
         <w:pStyle w:val="ListBullet"/>
       </w:pPr>
       <w:r>
-        <w:t>Des indices adaptatifs, generes a partir des tentatives ratees de l'eleve, gradues sur 3 niveaux, en FR ou EN.</w:t>
+        <w:t>Briefing : mission + concepts pedagogiques par lab (bilingue), ancres OWASP LLM Top 10.</w:t>
       </w:r>
     </w:p>
     <w:p>
@@ -66,7 +63,7 @@
         <w:pStyle w:val="ListBullet"/>
       </w:pPr>
       <w:r>
-        <w:t>La capture de la conversation d'attaque dans le navigateur.</w:t>
+        <w:t>Indices gradues : 5 niveaux N1-N5, cout 5/10/20/35/50 %, revelation progressive, penalite de score. Contenu genere par le modele local, adapte aux tentatives ratees.</w:t>
       </w:r>
     </w:p>
     <w:p>
@@ -74,7 +71,42 @@
         <w:pStyle w:val="ListBullet"/>
       </w:pPr>
       <w:r>
-        <w:t>La remontee vers le dashboard prof JuiceLab : un TD PwnzzAI apparait dans la meme matrice de cohorte que Juice Shop.</w:t>
+        <w:t>Journal avant/apres et Quiz (3 QCM corriges avec explications).</w:t>
+      </w:r>
+    </w:p>
+    <w:p>
+      <w:pPr>
+        <w:pStyle w:val="ListBullet"/>
+      </w:pPr>
+      <w:r>
+        <w:t>Juge automatique (LLM-as-judge) : verdict + score 0-100 + justification, a partir de la conversation capturee.</w:t>
+      </w:r>
+    </w:p>
+    <w:p>
+      <w:pPr>
+        <w:pStyle w:val="ListBullet"/>
+      </w:pPr>
+      <w:r>
+        <w:t>Onglet Progression (dashboard eleve) : score par lab, indices consommes, badges (4 tiers), score moyen.</w:t>
+      </w:r>
+    </w:p>
+    <w:p>
+      <w:pPr>
+        <w:pStyle w:val="ListBullet"/>
+      </w:pPr>
+      <w:r>
+        <w:t>Remontee vers le dashboard prof JuiceLab : un TD PwnzzAI apparait dans la meme matrice de cohorte que Juice Shop.</w:t>
+      </w:r>
+    </w:p>
+    <w:p>
+      <w:pPr>
+        <w:shd w:val="clear" w:fill="FFF4D6"/>
+      </w:pPr>
+      <w:r>
+        <w:rPr>
+          <w:sz w:val="21"/>
+        </w:rPr>
+        <w:t>Scoring (identique a JuiceLab) : score = max(50, 100 - somme des couts d'indices).</w:t>
       </w:r>
     </w:p>
     <w:p>
@@ -358,7 +390,7 @@
     </w:p>
     <w:p>
       <w:r>
-        <w:t>Depuis la racine du depot PwnzzAI :</w:t>
+        <w:t>Stack autonome (PwnzzAI clone au build). Depuis la racine du depot :</w:t>
       </w:r>
     </w:p>
     <w:p>
@@ -371,7 +403,20 @@
           <w:rFonts w:ascii="Consolas" w:hAnsi="Consolas"/>
           <w:sz w:val="19"/>
         </w:rPr>
-        <w:t>docker compose -f docker-compose.yml -f docker-compose.coach.yml up -d --build</w:t>
+        <w:t>cp .env.example .env    # cohorte + dashboard</w:t>
+      </w:r>
+    </w:p>
+    <w:p>
+      <w:pPr>
+        <w:shd w:val="clear" w:fill="F2F2F2"/>
+        <w:spacing w:after="0" w:before="0"/>
+      </w:pPr>
+      <w:r>
+        <w:rPr>
+          <w:rFonts w:ascii="Consolas" w:hAnsi="Consolas"/>
+          <w:sz w:val="19"/>
+        </w:rPr>
+        <w:t>docker compose up -d --build</w:t>
       </w:r>
     </w:p>
     <w:p>
@@ -734,7 +779,7 @@
           <w:rFonts w:ascii="Consolas" w:hAnsi="Consolas"/>
           <w:sz w:val="19"/>
         </w:rPr>
-        <w:t>docker compose -f docker-compose.yml -f docker-compose.coach.yml up -d pwnzzai-coach</w:t>
+        <w:t>docker compose up -d pwnzzai-coach</w:t>
       </w:r>
     </w:p>
     <w:p>
@@ -763,7 +808,7 @@
         <w:pStyle w:val="ListNumber"/>
       </w:pPr>
       <w:r>
-        <w:t>Cliquer le bouton rond violet JL en bas a droite : le panneau coach s'ouvre.</w:t>
+        <w:t>Cliquer le bouton rond violet JL en bas a droite : le panneau coach a onglets s'ouvre (bouton FR/EN).</w:t>
       </w:r>
     </w:p>
     <w:p>
@@ -771,7 +816,7 @@
         <w:pStyle w:val="ListNumber"/>
       </w:pPr>
       <w:r>
-        <w:t>Le panneau affiche l'objectif, la categorie OWASP, le compteur de conversation capturee, et les boutons Indice / Verifier ma reussite / Voir la conversation, plus un journal.</w:t>
+        <w:t>5 onglets : Briefing (mission + concepts), Indices (5 niveaux N1-N5 a cout croissant), Journal (avant/apres), Quiz (3 QCM), Progression (juge, score, badges).</w:t>
       </w:r>
     </w:p>
     <w:p>
@@ -779,7 +824,7 @@
         <w:pStyle w:val="ListNumber"/>
       </w:pPr>
       <w:r>
-        <w:t>Attaquer l'assistant comme d'habitude (le coach n'interfere pas).</w:t>
+        <w:t>Attaquer l'assistant comme d'habitude : la conversation est capturee automatiquement.</w:t>
       </w:r>
     </w:p>
     <w:p>
@@ -787,7 +832,7 @@
         <w:pStyle w:val="ListNumber"/>
       </w:pPr>
       <w:r>
-        <w:t>Bloque ? Indice donne un conseil adapte aux tentatives ratees (3 niveaux).</w:t>
+        <w:t>Bloque ? L'onglet Indices revele un conseil gradue (N1 = declic, N5 = exemple quasi complet) ; chaque indice baisse le score (plancher 50).</w:t>
       </w:r>
     </w:p>
     <w:p>
@@ -795,7 +840,7 @@
         <w:pStyle w:val="ListNumber"/>
       </w:pPr>
       <w:r>
-        <w:t>Verifier ma reussite soumet la conversation au juge : Reussi / Partiel / Pas encore + score + justification.</w:t>
+        <w:t>Verifier ma reussite (onglet Progression) soumet la conversation au juge : Reussi / Partiel / Pas encore + score + justification ; une reussite peut debloquer un badge.</w:t>
       </w:r>
     </w:p>
     <w:p>
@@ -958,7 +1003,7 @@
               <w:rPr>
                 <w:sz w:val="20"/>
               </w:rPr>
-              <w:t>clic sur Indice</w:t>
+              <w:t>revelation d'un indice</w:t>
             </w:r>
           </w:p>
         </w:tc>
@@ -972,7 +1017,7 @@
               <w:rPr>
                 <w:sz w:val="20"/>
               </w:rPr>
-              <w:t>niveau d'indice</w:t>
+              <w:t>niveau N1-N5, cout, score</w:t>
             </w:r>
           </w:p>
         </w:tc>
@@ -1046,7 +1091,7 @@
               <w:rPr>
                 <w:sz w:val="20"/>
               </w:rPr>
-              <w:t>Enregistrer le journal</w:t>
+              <w:t>Journal apres enregistre</w:t>
             </w:r>
           </w:p>
         </w:tc>
@@ -1061,6 +1106,94 @@
                 <w:sz w:val="20"/>
               </w:rPr>
               <w:t>longueur, texte</w:t>
+            </w:r>
+          </w:p>
+        </w:tc>
+      </w:tr>
+      <w:tr>
+        <w:tc>
+          <w:tcPr>
+            <w:tcW w:type="dxa" w:w="2551"/>
+          </w:tcPr>
+          <w:p>
+            <w:r/>
+            <w:r>
+              <w:rPr>
+                <w:sz w:val="20"/>
+              </w:rPr>
+              <w:t>quiz_completed</w:t>
+            </w:r>
+          </w:p>
+        </w:tc>
+        <w:tc>
+          <w:tcPr>
+            <w:tcW w:type="dxa" w:w="3402"/>
+          </w:tcPr>
+          <w:p>
+            <w:r/>
+            <w:r>
+              <w:rPr>
+                <w:sz w:val="20"/>
+              </w:rPr>
+              <w:t>validation du quiz</w:t>
+            </w:r>
+          </w:p>
+        </w:tc>
+        <w:tc>
+          <w:tcPr>
+            <w:tcW w:type="dxa" w:w="3685"/>
+          </w:tcPr>
+          <w:p>
+            <w:r/>
+            <w:r>
+              <w:rPr>
+                <w:sz w:val="20"/>
+              </w:rPr>
+              <w:t>score, bonnes / total</w:t>
+            </w:r>
+          </w:p>
+        </w:tc>
+      </w:tr>
+      <w:tr>
+        <w:tc>
+          <w:tcPr>
+            <w:tcW w:type="dxa" w:w="2551"/>
+          </w:tcPr>
+          <w:p>
+            <w:r/>
+            <w:r>
+              <w:rPr>
+                <w:sz w:val="20"/>
+              </w:rPr>
+              <w:t>badge_earned</w:t>
+            </w:r>
+          </w:p>
+        </w:tc>
+        <w:tc>
+          <w:tcPr>
+            <w:tcW w:type="dxa" w:w="3402"/>
+          </w:tcPr>
+          <w:p>
+            <w:r/>
+            <w:r>
+              <w:rPr>
+                <w:sz w:val="20"/>
+              </w:rPr>
+              <w:t>badge debloque</w:t>
+            </w:r>
+          </w:p>
+        </w:tc>
+        <w:tc>
+          <w:tcPr>
+            <w:tcW w:type="dxa" w:w="3685"/>
+          </w:tcPr>
+          <w:p>
+            <w:r/>
+            <w:r>
+              <w:rPr>
+                <w:sz w:val="20"/>
+              </w:rPr>
+              <w:t>identifiant du badge</w:t>
             </w:r>
           </w:p>
         </w:tc>

--- a/docs/GUIDE-COACH-PWNZZAI.docx
+++ b/docs/GUIDE-COACH-PWNZZAI.docx
@@ -502,6 +502,73 @@
       </w:pPr>
       <w:r>
         <w:t>4. Connexion au dashboard prof (la cohorte)</w:t>
+      </w:r>
+    </w:p>
+    <w:p>
+      <w:r>
+        <w:t>Topologie : un dashboard central, PwnzzAI est un client. Le dashboard prof est une instance unique et partagee, deployee une seule fois cote juicelab. Elle sert a la fois les cohortes JuiceLab (Juice Shop) ET les cohortes PwnzzAI : les deux remontent dans la meme matrice.</w:t>
+      </w:r>
+    </w:p>
+    <w:p>
+      <w:r>
+        <w:t>PwnzzAI ne duplique JAMAIS le code serveur du dashboard. Il s'y branche comme client via la variable JUICELAB_DASHBOARD_URL. Anti-pattern a proscrire : deployer un second dashboard specifique a PwnzzAI.</w:t>
+      </w:r>
+    </w:p>
+    <w:p>
+      <w:r>
+        <w:t>Cas optionnel : si le dashboard central n'existe pas encore et que tu veux le deployer depuis cette machine, le script scripts/deploy-dashboard.sh fait un sparse-checkout pinne du depot juicelab (REF reglee par JUICELAB_DASHBOARD_REF, SHA conseille en prod) et ne tire QUE la partie prof (dashboard/, docker/, scripts/). L'overlay et le Juice Shop eleve ne sont jamais tires. Une fois le dashboard demarre, pointer JUICELAB_DASHBOARD_URL dessus.</w:t>
+      </w:r>
+    </w:p>
+    <w:p>
+      <w:pPr>
+        <w:jc w:val="center"/>
+      </w:pPr>
+      <w:r>
+        <w:drawing>
+          <wp:inline xmlns:a="http://schemas.openxmlformats.org/drawingml/2006/main" xmlns:pic="http://schemas.openxmlformats.org/drawingml/2006/picture">
+            <wp:extent cx="5669280" cy="6232377"/>
+            <wp:docPr id="2" name="Picture 2"/>
+            <wp:cNvGraphicFramePr>
+              <a:graphicFrameLocks noChangeAspect="1"/>
+            </wp:cNvGraphicFramePr>
+            <a:graphic>
+              <a:graphicData uri="http://schemas.openxmlformats.org/drawingml/2006/picture">
+                <pic:pic>
+                  <pic:nvPicPr>
+                    <pic:cNvPr id="0" name="prof-dashboard-light.png"/>
+                    <pic:cNvPicPr/>
+                  </pic:nvPicPr>
+                  <pic:blipFill>
+                    <a:blip r:embed="rId10"/>
+                    <a:stretch>
+                      <a:fillRect/>
+                    </a:stretch>
+                  </pic:blipFill>
+                  <pic:spPr>
+                    <a:xfrm>
+                      <a:off x="0" y="0"/>
+                      <a:ext cx="5669280" cy="6232377"/>
+                    </a:xfrm>
+                    <a:prstGeom prst="rect"/>
+                  </pic:spPr>
+                </pic:pic>
+              </a:graphicData>
+            </a:graphic>
+          </wp:inline>
+        </w:drawing>
+      </w:r>
+    </w:p>
+    <w:p>
+      <w:pPr>
+        <w:jc w:val="center"/>
+      </w:pPr>
+      <w:r>
+        <w:rPr>
+          <w:i/>
+          <w:color w:val="222222"/>
+          <w:sz w:val="18"/>
+        </w:rPr>
+        <w:t>Tableau de bord prof - cohorte PwnzzAI sur l'instance centrale (meme matrice que les cohortes Juice Shop).</w:t>
       </w:r>
     </w:p>
     <w:p>
@@ -1207,7 +1274,7 @@
         <w:drawing>
           <wp:inline xmlns:a="http://schemas.openxmlformats.org/drawingml/2006/main" xmlns:pic="http://schemas.openxmlformats.org/drawingml/2006/picture">
             <wp:extent cx="5669280" cy="2769559"/>
-            <wp:docPr id="2" name="Picture 2"/>
+            <wp:docPr id="3" name="Picture 3"/>
             <wp:cNvGraphicFramePr>
               <a:graphicFrameLocks noChangeAspect="1"/>
             </wp:cNvGraphicFramePr>
@@ -1219,7 +1286,7 @@
                     <pic:cNvPicPr/>
                   </pic:nvPicPr>
                   <pic:blipFill>
-                    <a:blip r:embed="rId10"/>
+                    <a:blip r:embed="rId11"/>
                     <a:stretch>
                       <a:fillRect/>
                     </a:stretch>

--- a/docs/GUIDE-COACH-PWNZZAI.docx
+++ b/docs/GUIDE-COACH-PWNZZAI.docx
@@ -864,6 +864,121 @@
     </w:p>
     <w:p>
       <w:pPr>
+        <w:shd w:val="clear" w:fill="FFF4D6"/>
+      </w:pPr>
+      <w:r>
+        <w:rPr>
+          <w:sz w:val="21"/>
+        </w:rPr>
+        <w:t>Le panneau coach est FERME au depart, il n'apparait pas tout seul. Pour l'ouvrir : cliquer le bouton rond violet JL en bas a droite, OU ajouter #coach a la fin de l'URL d'un lab (ex. http://localhost:8095/direct-prompt-injection#coach), le panneau s'ouvre alors automatiquement. Verifier d'etre sur le port 8095 (le coach), pas l'app brute. Si rien n'apparait : Ctrl+Shift+R.</w:t>
+      </w:r>
+    </w:p>
+    <w:p>
+      <w:pPr>
+        <w:jc w:val="center"/>
+      </w:pPr>
+      <w:r>
+        <w:drawing>
+          <wp:inline xmlns:a="http://schemas.openxmlformats.org/drawingml/2006/main" xmlns:pic="http://schemas.openxmlformats.org/drawingml/2006/picture">
+            <wp:extent cx="5669280" cy="3639065"/>
+            <wp:docPr id="3" name="Picture 3"/>
+            <wp:cNvGraphicFramePr>
+              <a:graphicFrameLocks noChangeAspect="1"/>
+            </wp:cNvGraphicFramePr>
+            <a:graphic>
+              <a:graphicData uri="http://schemas.openxmlformats.org/drawingml/2006/picture">
+                <pic:pic>
+                  <pic:nvPicPr>
+                    <pic:cNvPr id="0" name="coach-closed.png"/>
+                    <pic:cNvPicPr/>
+                  </pic:nvPicPr>
+                  <pic:blipFill>
+                    <a:blip r:embed="rId11"/>
+                    <a:stretch>
+                      <a:fillRect/>
+                    </a:stretch>
+                  </pic:blipFill>
+                  <pic:spPr>
+                    <a:xfrm>
+                      <a:off x="0" y="0"/>
+                      <a:ext cx="5669280" cy="3639065"/>
+                    </a:xfrm>
+                    <a:prstGeom prst="rect"/>
+                  </pic:spPr>
+                </pic:pic>
+              </a:graphicData>
+            </a:graphic>
+          </wp:inline>
+        </w:drawing>
+      </w:r>
+    </w:p>
+    <w:p>
+      <w:pPr>
+        <w:jc w:val="center"/>
+      </w:pPr>
+      <w:r>
+        <w:rPr>
+          <w:i/>
+          <w:color w:val="222222"/>
+          <w:sz w:val="18"/>
+        </w:rPr>
+        <w:t>Le bouton JL ferme, en bas a droite de la page du lab.</w:t>
+      </w:r>
+    </w:p>
+    <w:p>
+      <w:pPr>
+        <w:jc w:val="center"/>
+      </w:pPr>
+      <w:r>
+        <w:drawing>
+          <wp:inline xmlns:a="http://schemas.openxmlformats.org/drawingml/2006/main" xmlns:pic="http://schemas.openxmlformats.org/drawingml/2006/picture">
+            <wp:extent cx="5669280" cy="3639065"/>
+            <wp:docPr id="4" name="Picture 4"/>
+            <wp:cNvGraphicFramePr>
+              <a:graphicFrameLocks noChangeAspect="1"/>
+            </wp:cNvGraphicFramePr>
+            <a:graphic>
+              <a:graphicData uri="http://schemas.openxmlformats.org/drawingml/2006/picture">
+                <pic:pic>
+                  <pic:nvPicPr>
+                    <pic:cNvPr id="0" name="coach-panel.png"/>
+                    <pic:cNvPicPr/>
+                  </pic:nvPicPr>
+                  <pic:blipFill>
+                    <a:blip r:embed="rId12"/>
+                    <a:stretch>
+                      <a:fillRect/>
+                    </a:stretch>
+                  </pic:blipFill>
+                  <pic:spPr>
+                    <a:xfrm>
+                      <a:off x="0" y="0"/>
+                      <a:ext cx="5669280" cy="3639065"/>
+                    </a:xfrm>
+                    <a:prstGeom prst="rect"/>
+                  </pic:spPr>
+                </pic:pic>
+              </a:graphicData>
+            </a:graphic>
+          </wp:inline>
+        </w:drawing>
+      </w:r>
+    </w:p>
+    <w:p>
+      <w:pPr>
+        <w:jc w:val="center"/>
+      </w:pPr>
+      <w:r>
+        <w:rPr>
+          <w:i/>
+          <w:color w:val="222222"/>
+          <w:sz w:val="18"/>
+        </w:rPr>
+        <w:t>Le panneau ouvert : onglets Briefing / Indices / Journal / Quiz / Progression.</w:t>
+      </w:r>
+    </w:p>
+    <w:p>
+      <w:pPr>
         <w:pStyle w:val="ListNumber"/>
       </w:pPr>
       <w:r>
@@ -1274,7 +1389,7 @@
         <w:drawing>
           <wp:inline xmlns:a="http://schemas.openxmlformats.org/drawingml/2006/main" xmlns:pic="http://schemas.openxmlformats.org/drawingml/2006/picture">
             <wp:extent cx="5669280" cy="2769559"/>
-            <wp:docPr id="3" name="Picture 3"/>
+            <wp:docPr id="5" name="Picture 5"/>
             <wp:cNvGraphicFramePr>
               <a:graphicFrameLocks noChangeAspect="1"/>
             </wp:cNvGraphicFramePr>
@@ -1286,7 +1401,7 @@
                     <pic:cNvPicPr/>
                   </pic:nvPicPr>
                   <pic:blipFill>
-                    <a:blip r:embed="rId11"/>
+                    <a:blip r:embed="rId13"/>
                     <a:stretch>
                       <a:fillRect/>
                     </a:stretch>

--- a/docs/GUIDE-COACH-PWNZZAI.docx
+++ b/docs/GUIDE-COACH-PWNZZAI.docx
@@ -526,7 +526,7 @@
       <w:r>
         <w:drawing>
           <wp:inline xmlns:a="http://schemas.openxmlformats.org/drawingml/2006/main" xmlns:pic="http://schemas.openxmlformats.org/drawingml/2006/picture">
-            <wp:extent cx="5669280" cy="6232377"/>
+            <wp:extent cx="5669280" cy="3884223"/>
             <wp:docPr id="2" name="Picture 2"/>
             <wp:cNvGraphicFramePr>
               <a:graphicFrameLocks noChangeAspect="1"/>
@@ -547,7 +547,7 @@
                   <pic:spPr>
                     <a:xfrm>
                       <a:off x="0" y="0"/>
-                      <a:ext cx="5669280" cy="6232377"/>
+                      <a:ext cx="5669280" cy="3884223"/>
                     </a:xfrm>
                     <a:prstGeom prst="rect"/>
                   </pic:spPr>
@@ -978,6 +978,120 @@
       </w:r>
     </w:p>
     <w:p>
+      <w:r>
+        <w:t>Onglet Indices - l'echelle graduee : N1 -5 %, N2 -10 %, N3 -20 %, N4 -35 %, N5 -50 %. Revelation progressive (N+1 reste grise tant que N n'est pas pris) ; chaque indice baisse le score du lab, qui ne descend jamais sous 50/100 (score = max(50, 100 - somme des couts)). Contenu genere par le modele local, adapte aux tentatives ratees (N1 = declic, N5 = exemple quasi complet).</w:t>
+      </w:r>
+    </w:p>
+    <w:p>
+      <w:pPr>
+        <w:jc w:val="center"/>
+      </w:pPr>
+      <w:r>
+        <w:drawing>
+          <wp:inline xmlns:a="http://schemas.openxmlformats.org/drawingml/2006/main" xmlns:pic="http://schemas.openxmlformats.org/drawingml/2006/picture">
+            <wp:extent cx="5669280" cy="3639065"/>
+            <wp:docPr id="5" name="Picture 5"/>
+            <wp:cNvGraphicFramePr>
+              <a:graphicFrameLocks noChangeAspect="1"/>
+            </wp:cNvGraphicFramePr>
+            <a:graphic>
+              <a:graphicData uri="http://schemas.openxmlformats.org/drawingml/2006/picture">
+                <pic:pic>
+                  <pic:nvPicPr>
+                    <pic:cNvPr id="0" name="coach-hints.png"/>
+                    <pic:cNvPicPr/>
+                  </pic:nvPicPr>
+                  <pic:blipFill>
+                    <a:blip r:embed="rId13"/>
+                    <a:stretch>
+                      <a:fillRect/>
+                    </a:stretch>
+                  </pic:blipFill>
+                  <pic:spPr>
+                    <a:xfrm>
+                      <a:off x="0" y="0"/>
+                      <a:ext cx="5669280" cy="3639065"/>
+                    </a:xfrm>
+                    <a:prstGeom prst="rect"/>
+                  </pic:spPr>
+                </pic:pic>
+              </a:graphicData>
+            </a:graphic>
+          </wp:inline>
+        </w:drawing>
+      </w:r>
+    </w:p>
+    <w:p>
+      <w:pPr>
+        <w:jc w:val="center"/>
+      </w:pPr>
+      <w:r>
+        <w:rPr>
+          <w:i/>
+          <w:color w:val="222222"/>
+          <w:sz w:val="18"/>
+        </w:rPr>
+        <w:t>Onglet Indices : 5 niveaux gradues -5/-10/-20/-35/-50 %.</w:t>
+      </w:r>
+    </w:p>
+    <w:p>
+      <w:r>
+        <w:t>Onglet Progression - le bilan de l'eleve : bouton Verifier ma reussite (soumet la conversation au juge), score par lab, score moyen sur 100, labs reussis et les 4 badges. C'est aussi d'ici que l'eleve rejoint une cohorte (champ en bas, code fourni par le prof).</w:t>
+      </w:r>
+    </w:p>
+    <w:p>
+      <w:pPr>
+        <w:jc w:val="center"/>
+      </w:pPr>
+      <w:r>
+        <w:drawing>
+          <wp:inline xmlns:a="http://schemas.openxmlformats.org/drawingml/2006/main" xmlns:pic="http://schemas.openxmlformats.org/drawingml/2006/picture">
+            <wp:extent cx="5669280" cy="3639065"/>
+            <wp:docPr id="6" name="Picture 6"/>
+            <wp:cNvGraphicFramePr>
+              <a:graphicFrameLocks noChangeAspect="1"/>
+            </wp:cNvGraphicFramePr>
+            <a:graphic>
+              <a:graphicData uri="http://schemas.openxmlformats.org/drawingml/2006/picture">
+                <pic:pic>
+                  <pic:nvPicPr>
+                    <pic:cNvPr id="0" name="coach-progress.png"/>
+                    <pic:cNvPicPr/>
+                  </pic:nvPicPr>
+                  <pic:blipFill>
+                    <a:blip r:embed="rId14"/>
+                    <a:stretch>
+                      <a:fillRect/>
+                    </a:stretch>
+                  </pic:blipFill>
+                  <pic:spPr>
+                    <a:xfrm>
+                      <a:off x="0" y="0"/>
+                      <a:ext cx="5669280" cy="3639065"/>
+                    </a:xfrm>
+                    <a:prstGeom prst="rect"/>
+                  </pic:spPr>
+                </pic:pic>
+              </a:graphicData>
+            </a:graphic>
+          </wp:inline>
+        </w:drawing>
+      </w:r>
+    </w:p>
+    <w:p>
+      <w:pPr>
+        <w:jc w:val="center"/>
+      </w:pPr>
+      <w:r>
+        <w:rPr>
+          <w:i/>
+          <w:color w:val="222222"/>
+          <w:sz w:val="18"/>
+        </w:rPr>
+        <w:t>Onglet Progression : score, badges, rejoindre une cohorte.</w:t>
+      </w:r>
+    </w:p>
+    <w:p>
       <w:pPr>
         <w:pStyle w:val="ListNumber"/>
       </w:pPr>
@@ -1389,7 +1503,7 @@
         <w:drawing>
           <wp:inline xmlns:a="http://schemas.openxmlformats.org/drawingml/2006/main" xmlns:pic="http://schemas.openxmlformats.org/drawingml/2006/picture">
             <wp:extent cx="5669280" cy="2769559"/>
-            <wp:docPr id="5" name="Picture 5"/>
+            <wp:docPr id="7" name="Picture 7"/>
             <wp:cNvGraphicFramePr>
               <a:graphicFrameLocks noChangeAspect="1"/>
             </wp:cNvGraphicFramePr>
@@ -1401,7 +1515,7 @@
                     <pic:cNvPicPr/>
                   </pic:nvPicPr>
                   <pic:blipFill>
-                    <a:blip r:embed="rId13"/>
+                    <a:blip r:embed="rId15"/>
                     <a:stretch>
                       <a:fillRect/>
                     </a:stretch>
